--- a/documents/resumes/carlos-mercado-resume-software-developer-SPA.docx
+++ b/documents/resumes/carlos-mercado-resume-software-developer-SPA.docx
@@ -39,7 +39,7 @@
             <w:sz w:val="22"/>
             <w:szCs w:val="22"/>
           </w:rPr>
-          <w:t>+54 9 2942 647892</w:t>
+          <w:t>+54 9 2942 415110</w:t>
         </w:r>
       </w:hyperlink>
       <w:r>
@@ -293,6 +293,15 @@
               </w:rPr>
               <w:t>.</w:t>
             </w:r>
+            <w:r>
+              <w:rPr>
+                <w:rStyle w:val="fs14fw4undefined"/>
+                <w:sz w:val="21"/>
+                <w:szCs w:val="21"/>
+                <w:lang w:val="en-US"/>
+              </w:rPr>
+              <w:t xml:space="preserve"> LINK</w:t>
+            </w:r>
           </w:p>
           <w:p>
             <w:pPr>
@@ -361,8 +370,6 @@
             <w:r>
               <w:rPr>
                 <w:rStyle w:val="fs14fw4undefined"/>
-                <w:i/>
-                <w:iCs/>
                 <w:sz w:val="21"/>
                 <w:szCs w:val="21"/>
                 <w:lang w:val="en-US"/>
@@ -373,8 +380,6 @@
               <w:r>
                 <w:rPr>
                   <w:rStyle w:val="Hyperlink"/>
-                  <w:i/>
-                  <w:iCs/>
                   <w:sz w:val="21"/>
                   <w:szCs w:val="21"/>
                   <w:lang w:val="en-US"/>
@@ -403,6 +408,7 @@
                 <w:rStyle w:val="fs14fw4undefined"/>
                 <w:sz w:val="21"/>
                 <w:szCs w:val="21"/>
+                <w:lang w:val="en-US"/>
               </w:rPr>
             </w:pPr>
           </w:p>
